--- a/resources/essenceOfStoneENWithTOCNoPageNumbers.docx
+++ b/resources/essenceOfStoneENWithTOCNoPageNumbers.docx
@@ -2791,7 +2791,13 @@
     <w:p>
       <w:r>
         <w:lastRenderedPageBreak/>
-        <w:t>“Now for another important device—perhaps the most important one of all. The quint-pump. It’s built into the box itself and doesn’t run on electricity, but on Essence drawn from the box. Like the Essence field sensor, the quint-pump only functions when the user’s Essence level is above a certain threshold—more precisely, above 187 quints. That’s why ordinary people can’t use these devices. Technically, they could—but only if their Essence level were constantly maintained at 187 quints, and doing that would consume nearly all the energy the pump collects. At that point, the whole process becomes pointless.”</w:t>
+        <w:t xml:space="preserve">“Now for another important device—perhaps the most important one of all. The quint-pump. It’s built into the box itself and doesn’t run on electricity, but on Essence drawn from the box. Like the Essence field sensor, the quint-pump only functions when the user’s Essence level is above a certain threshold—more precisely, above 187 quints. That’s why ordinary people can’t use these devices. Technically, they could—but only if their Essence level were constantly maintained at 187 quints, and doing that would consume nearly all the </w:t>
+      </w:r>
+      <w:r>
+        <w:t>Essence</w:t>
+      </w:r>
+      <w:r>
+        <w:t xml:space="preserve"> the pump collects. At that point, the whole process becomes pointless.”</w:t>
       </w:r>
     </w:p>
     <w:p>
@@ -2836,27 +2842,19 @@
     </w:p>
     <w:p>
       <w:r>
-        <w:t xml:space="preserve">In the corner of my Mask’s display, a green icon appeared: the box. The number next to it read </w:t>
-      </w:r>
-      <w:r>
-        <w:rPr>
-          <w:b/>
-          <w:bCs/>
-        </w:rPr>
-        <w:t>0</w:t>
-      </w:r>
-      <w:r>
-        <w:t xml:space="preserve">. Near the stone, a floating annotation popped up, ending in two values: </w:t>
-      </w:r>
-      <w:r>
-        <w:rPr>
-          <w:b/>
-          <w:bCs/>
-        </w:rPr>
-        <w:t>124q, 36α</w:t>
-      </w:r>
-      <w:r>
-        <w:t>. I understood these as the nugget’s depth in quints and its capacity in amphoras.</w:t>
+        <w:t xml:space="preserve">In the corner of my Mask’s display, a green icon appeared: the box. The number next to it </w:t>
+      </w:r>
+      <w:r>
+        <w:t>read 0. Near</w:t>
+      </w:r>
+      <w:r>
+        <w:t xml:space="preserve"> the stone, a floating annotation popped up, ending in two </w:t>
+      </w:r>
+      <w:r>
+        <w:t>values: 124q, 36α. I understood</w:t>
+      </w:r>
+      <w:r>
+        <w:t xml:space="preserve"> these as the nugget’s depth in quints and its capacity in amphoras.</w:t>
       </w:r>
     </w:p>
     <w:p>
@@ -2920,17 +2918,13 @@
     <w:p>
       <w:r>
         <w:lastRenderedPageBreak/>
-        <w:t xml:space="preserve">Art disconnected the tackle when the box reached </w:t>
-      </w:r>
-      <w:r>
-        <w:rPr>
-          <w:b/>
-          <w:bCs/>
-        </w:rPr>
-        <w:t>24 amphoras</w:t>
-      </w:r>
-      <w:r>
-        <w:t xml:space="preserve">, and the nugget’s indicators settled at </w:t>
+        <w:t xml:space="preserve">Art disconnected the tackle when the box </w:t>
+      </w:r>
+      <w:r>
+        <w:t>reached 24 amphoras, and the nugget’s</w:t>
+      </w:r>
+      <w:r>
+        <w:t xml:space="preserve"> indicators settled at </w:t>
       </w:r>
       <w:r>
         <w:t>106q, 8α.</w:t>

--- a/resources/essenceOfStoneENWithTOCNoPageNumbers.docx
+++ b/resources/essenceOfStoneENWithTOCNoPageNumbers.docx
@@ -1786,11 +1786,17 @@
       <w:bookmarkEnd w:id="4"/>
     </w:p>
     <w:p>
+      <w:pPr>
+        <w:rPr>
+          <w:lang w:val="en-US"/>
+        </w:rPr>
+      </w:pPr>
       <w:r>
         <w:t>It’s probably time to say a little about myself.</w:t>
       </w:r>
-      <w:r>
-        <w:br/>
+    </w:p>
+    <w:p>
+      <w:r>
         <w:t>My name is Mac.</w:t>
       </w:r>
     </w:p>
@@ -4129,7 +4135,15 @@
         <w:t>Clip</w:t>
       </w:r>
       <w:r>
-        <w:t>, as if he were speaking right beside me:</w:t>
+        <w:t xml:space="preserve">, as if he were </w:t>
+      </w:r>
+      <w:proofErr w:type="gramStart"/>
+      <w:r>
+        <w:t>speaking</w:t>
+      </w:r>
+      <w:proofErr w:type="gramEnd"/>
+      <w:r>
+        <w:t xml:space="preserve"> right beside me:</w:t>
       </w:r>
     </w:p>
     <w:p>
@@ -9031,7 +9045,7 @@
         <w:rPr>
           <w:lang w:val="en-US"/>
         </w:rPr>
-        <w:t xml:space="preserve">Jellyfish </w:t>
+        <w:t>Jellyfish</w:t>
       </w:r>
       <w:r>
         <w:t>—a Creature made of absolute, all-consuming darkness. As if on the outside I remained in the ordinary world, while inside I was trapped in a permanent, unending freeze, composed of impenetrable gloom and bottomless emptiness.</w:t>
@@ -9596,10 +9610,13 @@
         <w:t xml:space="preserve">oaked in syrup, </w:t>
       </w:r>
       <w:r>
-        <w:t>f</w:t>
-      </w:r>
-      <w:r>
-        <w:t>rosted, and decorated with sugar roses.”</w:t>
+        <w:rPr>
+          <w:lang w:val="en-US"/>
+        </w:rPr>
+        <w:t>covered with icing</w:t>
+      </w:r>
+      <w:r>
+        <w:t>, and decorated with sugar roses.”</w:t>
       </w:r>
     </w:p>
     <w:p>

--- a/resources/essenceOfStoneENWithTOCNoPageNumbers.docx
+++ b/resources/essenceOfStoneENWithTOCNoPageNumbers.docx
@@ -19966,7 +19966,13 @@
     </w:p>
     <w:p>
       <w:r>
-        <w:t>“If I’m honest? Not great,” he replied, dropping into a chair out of habit and taking an appreciative first sip of coffee. “Not the picking itself—that went smoothly. No incidents. I mean what’s going on there in general. We were in the Seventh Variant. Most of their key technologies are built around nuclear energy. Which means the states—or rather, entire blocs—are locked in a brutal struggle for nuclear fuel. It’s reached the point where a global catastrophe nearly unfolded. The way it once did in the Fourth Variant.”</w:t>
+        <w:t xml:space="preserve">“If I’m honest? Not great,” he replied, dropping into a chair out of habit and taking an appreciative first sip of coffee. “Not the picking itself—that went smoothly. No incidents. I mean what’s going on there in general. We were in the Seventh Variant. </w:t>
+      </w:r>
+      <w:r>
+        <w:t>As you already know, m</w:t>
+      </w:r>
+      <w:r>
+        <w:t>ost of their key technologies are built around nuclear energy. Which means the states—or rather, entire blocs—are locked in a brutal struggle for nuclear fuel. It’s reached the point where a global catastrophe nearly unfolded. The way it once did in the Fourth Variant.”</w:t>
       </w:r>
     </w:p>
     <w:p>
@@ -20355,7 +20361,7 @@
         <w:t>“</w:t>
       </w:r>
       <w:r>
-        <w:t>Cuel</w:t>
+        <w:t>Cue</w:t>
       </w:r>
       <w:r>
         <w:t>l, could you please tell us, in general terms, about the concept behind your menu and what you might recommend tonight?”</w:t>
@@ -22021,10 +22027,9 @@
     </w:p>
     <w:p>
       <w:r>
-        <w:t>One by one, proud and graceful, magnificent dragons were landing in the clearing before us.</w:t>
-      </w:r>
-    </w:p>
-    <w:p/>
+        <w:t>In the clearing before us, proud and graceful, magnificent dragons were landing.</w:t>
+      </w:r>
+    </w:p>
     <w:p/>
     <w:p/>
     <w:sectPr>
@@ -22641,7 +22646,6 @@
   <w:style w:type="character" w:default="1" w:styleId="DefaultParagraphFont">
     <w:name w:val="Default Paragraph Font"/>
     <w:uiPriority w:val="1"/>
-    <w:semiHidden/>
     <w:unhideWhenUsed/>
   </w:style>
   <w:style w:type="table" w:default="1" w:styleId="TableNormal">
